--- a/docs/academic/MedOrch_Report.docx
+++ b/docs/academic/MedOrch_Report.docx
@@ -3047,7 +3047,7 @@
         <w:jc w:val="left"/>
       </w:pPr>
       <w:r>
-        <w:t xml:space="preserve">Several design choices were made to avoid overstating results: both definitions of readmission are labelled, demonstration-only screens that depend on data the dataset lacks (beds, staff, departments) are hidden by default and badged when shown, executive findings are generated by rules from saved results, and the assistant’s numbers must be traceable to the query result. Any real deployment would additionally need clinical validation, local retraining and recalibration, governance for drift monitoring and rollback, human oversight of any care decision, and real authentication with role-based access; the current login is a client-side demonstration and is not a security boundary.</w:t>
+        <w:t xml:space="preserve">Several design choices were made to avoid overstating results: both definitions of readmission are labelled, demonstration-only screens that depend on data the dataset lacks (beds, staff, departments) are hidden by default and badged when shown, executive findings are generated by rules from saved results, and the assistant’s numbers must be traceable to the query result. Any real deployment would additionally need clinical validation, local retraining and recalibration, governance for drift monitoring and rollback, human oversight of any care decision, and integration with the hospital identity provider (SSO, multi-factor sign-in); the current login is server-side with role-based access and an audited identity, but it is demonstration-grade.</w:t>
       </w:r>
     </w:p>
     <w:p>
@@ -3074,7 +3074,7 @@
         <w:jc w:val="left"/>
       </w:pPr>
       <w:r>
-        <w:t xml:space="preserve">Future work includes external or temporal validation if dated data become available; richer features such as laboratory values and social determinants; subgroup-specific calibration and threshold analysis; drift monitoring and a formal model-governance process; evaluation of the assistant on a larger, independently written question set and with more than one model; and server-side authentication with audited access.</w:t>
+        <w:t xml:space="preserve">Future work includes external or temporal validation if dated data become available; richer features such as laboratory values and social determinants; subgroup-specific calibration and threshold analysis; drift monitoring and a formal model-governance process; evaluation of the assistant on a larger, independently written question set and with more than one model; and SSO, multi-factor sign-in and account management in place of the demonstration accounts.</w:t>
       </w:r>
     </w:p>
     <w:p>

--- a/docs/academic/MedOrch_Report.docx
+++ b/docs/academic/MedOrch_Report.docx
@@ -2767,7 +2767,7 @@
         <w:jc w:val="left"/>
       </w:pPr>
       <w:r>
-        <w:t xml:space="preserve">The assistant was evaluated live against twelve curated questions covering counts, averages, rates by group and “which group has the most” questions, using a local Qwen 2.5 14B model. A run counts as correct when it returns a successful status and the same number of rows as a reference SQL query. All twelve questions passed in the final run, with median latencies from about 16 seconds for single-number answers to about 100 seconds for narrated multi-row answers on the available hardware. Each curated question’s reference SQL is also validated by automated tests against the SQL guard and the real database schema, and the whole system is covered by 266 engine and 182 frontend automated tests that pass without calling any language model.</w:t>
+        <w:t xml:space="preserve">The assistant was evaluated live against twelve curated questions covering counts, averages, rates by group and “which group has the most” questions, using a local Qwen 2.5 14B model. A run counts as correct when it returns a successful status and the same number of rows as a reference SQL query. All twelve questions passed in the final run, with median latencies from about 16 seconds for single-number answers to about 100 seconds for narrated multi-row answers on the available hardware. Each curated question’s reference SQL is also validated by automated tests against the SQL guard and the real database schema, and the whole system is covered by 266 engine and 209 frontend automated tests that pass without calling any language model.</w:t>
       </w:r>
     </w:p>
     <w:p>
